--- a/resume/JeremyMParkerResume.docx
+++ b/resume/JeremyMParkerResume.docx
@@ -1428,27 +1428,7 @@
           <w:sz w:val="22"/>
           <w:szCs w:val="22"/>
         </w:rPr>
-        <w:t>Founder</w:t>
-      </w:r>
-      <w:r>
-        <w:rPr>
-          <w:rFonts w:ascii="Sitka Display" w:hAnsi="Sitka Display"/>
-          <w:color w:val="111111"/>
-          <w:w w:val="105"/>
-          <w:sz w:val="22"/>
-          <w:szCs w:val="22"/>
-        </w:rPr>
-        <w:t>, Designer, Engineer, UX Professional, Consultant</w:t>
-      </w:r>
-      <w:r>
-        <w:rPr>
-          <w:rFonts w:ascii="Sitka Display" w:hAnsi="Sitka Display"/>
-          <w:color w:val="111111"/>
-          <w:w w:val="105"/>
-          <w:sz w:val="22"/>
-          <w:szCs w:val="22"/>
-        </w:rPr>
-        <w:t>,</w:t>
+        <w:t>Contractor, Designer, Engineer, UX Professional, Consultant,</w:t>
       </w:r>
       <w:r>
         <w:rPr>
@@ -8150,6 +8130,7 @@
   <w:style w:type="character" w:default="1" w:styleId="DefaultParagraphFont">
     <w:name w:val="Default Paragraph Font"/>
     <w:uiPriority w:val="1"/>
+    <w:semiHidden/>
     <w:unhideWhenUsed/>
   </w:style>
   <w:style w:type="table" w:default="1" w:styleId="TableNormal">

--- a/resume/JeremyMParkerResume.docx
+++ b/resume/JeremyMParkerResume.docx
@@ -984,6 +984,14 @@
         </w:rPr>
         <w:t>, GraphQL</w:t>
       </w:r>
+      <w:r>
+        <w:rPr>
+          <w:rFonts w:ascii="Sitka Display" w:hAnsi="Sitka Display"/>
+          <w:color w:val="111111"/>
+          <w:spacing w:val="5"/>
+        </w:rPr>
+        <w:t xml:space="preserve"> (federation architecture, schemas)</w:t>
+      </w:r>
     </w:p>
     <w:p>
       <w:pPr>
@@ -1324,7 +1332,23 @@
           <w:color w:val="111111"/>
           <w:spacing w:val="5"/>
         </w:rPr>
-        <w:t>Best Practices, Accessibility (WCAG 2.0 Level AA)</w:t>
+        <w:t>Best Practices, Accessibility (</w:t>
+      </w:r>
+      <w:r>
+        <w:rPr>
+          <w:rFonts w:ascii="Sitka Display" w:hAnsi="Sitka Display"/>
+          <w:color w:val="111111"/>
+          <w:spacing w:val="5"/>
+        </w:rPr>
+        <w:t>Section 508, WCAG 2.2</w:t>
+      </w:r>
+      <w:r>
+        <w:rPr>
+          <w:rFonts w:ascii="Sitka Display" w:hAnsi="Sitka Display"/>
+          <w:color w:val="111111"/>
+          <w:spacing w:val="5"/>
+        </w:rPr>
+        <w:t>)</w:t>
       </w:r>
     </w:p>
     <w:p>
@@ -8130,7 +8154,6 @@
   <w:style w:type="character" w:default="1" w:styleId="DefaultParagraphFont">
     <w:name w:val="Default Paragraph Font"/>
     <w:uiPriority w:val="1"/>
-    <w:semiHidden/>
     <w:unhideWhenUsed/>
   </w:style>
   <w:style w:type="table" w:default="1" w:styleId="TableNormal">

--- a/resume/JeremyMParkerResume.docx
+++ b/resume/JeremyMParkerResume.docx
@@ -330,7 +330,13 @@
         <w:rPr>
           <w:rFonts w:ascii="Sitka Display" w:hAnsi="Sitka Display"/>
         </w:rPr>
-        <w:t xml:space="preserve">its </w:t>
+        <w:t>their</w:t>
+      </w:r>
+      <w:r>
+        <w:rPr>
+          <w:rFonts w:ascii="Sitka Display" w:hAnsi="Sitka Display"/>
+        </w:rPr>
+        <w:t xml:space="preserve"> </w:t>
       </w:r>
       <w:r>
         <w:rPr>
@@ -732,6 +738,14 @@
         </w:rPr>
         <w:t>unts</w:t>
       </w:r>
+      <w:r>
+        <w:rPr>
+          <w:rFonts w:ascii="Sitka Display" w:hAnsi="Sitka Display"/>
+          <w:color w:val="111111"/>
+          <w:spacing w:val="5"/>
+        </w:rPr>
+        <w:t>, Low/No Code Environments</w:t>
+      </w:r>
     </w:p>
     <w:p>
       <w:pPr>
@@ -756,30 +770,6 @@
           <w:color w:val="111111"/>
           <w:spacing w:val="5"/>
         </w:rPr>
-        <w:t>Design</w:t>
-      </w:r>
-      <w:r>
-        <w:rPr>
-          <w:rFonts w:ascii="Sitka Display" w:hAnsi="Sitka Display"/>
-          <w:color w:val="111111"/>
-          <w:spacing w:val="5"/>
-        </w:rPr>
-        <w:t>, C</w:t>
-      </w:r>
-      <w:r>
-        <w:rPr>
-          <w:rFonts w:ascii="Sitka Display" w:hAnsi="Sitka Display"/>
-          <w:color w:val="111111"/>
-          <w:spacing w:val="5"/>
-        </w:rPr>
-        <w:t xml:space="preserve">oncept, </w:t>
-      </w:r>
-      <w:r>
-        <w:rPr>
-          <w:rFonts w:ascii="Sitka Display" w:hAnsi="Sitka Display"/>
-          <w:color w:val="111111"/>
-          <w:spacing w:val="5"/>
-        </w:rPr>
         <w:t>C</w:t>
       </w:r>
       <w:r>
@@ -788,79 +778,103 @@
           <w:color w:val="111111"/>
           <w:spacing w:val="5"/>
         </w:rPr>
-        <w:t xml:space="preserve">reative, </w:t>
-      </w:r>
-      <w:r>
-        <w:rPr>
-          <w:rFonts w:ascii="Sitka Display" w:hAnsi="Sitka Display"/>
-          <w:color w:val="111111"/>
-          <w:spacing w:val="5"/>
-        </w:rPr>
-        <w:t>G</w:t>
-      </w:r>
-      <w:r>
-        <w:rPr>
-          <w:rFonts w:ascii="Sitka Display" w:hAnsi="Sitka Display"/>
-          <w:color w:val="111111"/>
-          <w:spacing w:val="5"/>
-        </w:rPr>
-        <w:t xml:space="preserve">raphics, </w:t>
-      </w:r>
-      <w:r>
-        <w:rPr>
-          <w:rFonts w:ascii="Sitka Display" w:hAnsi="Sitka Display"/>
-          <w:color w:val="111111"/>
-          <w:spacing w:val="5"/>
-        </w:rPr>
-        <w:t>R</w:t>
-      </w:r>
-      <w:r>
-        <w:rPr>
-          <w:rFonts w:ascii="Sitka Display" w:hAnsi="Sitka Display"/>
-          <w:color w:val="111111"/>
-          <w:spacing w:val="5"/>
-        </w:rPr>
-        <w:t>esearch, HCI</w:t>
-      </w:r>
-      <w:r>
-        <w:rPr>
-          <w:rFonts w:ascii="Sitka Display" w:hAnsi="Sitka Display"/>
-          <w:color w:val="111111"/>
-          <w:spacing w:val="5"/>
-        </w:rPr>
-        <w:t>,</w:t>
-      </w:r>
-      <w:r>
-        <w:rPr>
-          <w:rFonts w:ascii="Sitka Display" w:hAnsi="Sitka Display"/>
-          <w:color w:val="111111"/>
-          <w:spacing w:val="5"/>
-        </w:rPr>
-        <w:t xml:space="preserve"> </w:t>
-      </w:r>
-      <w:r>
-        <w:rPr>
-          <w:rFonts w:ascii="Sitka Display" w:hAnsi="Sitka Display"/>
-          <w:color w:val="111111"/>
-          <w:spacing w:val="5"/>
-        </w:rPr>
-        <w:t>A</w:t>
-      </w:r>
-      <w:r>
-        <w:rPr>
-          <w:rFonts w:ascii="Sitka Display" w:hAnsi="Sitka Display"/>
-          <w:color w:val="111111"/>
-          <w:spacing w:val="5"/>
-        </w:rPr>
-        <w:t>nalytics</w:t>
-      </w:r>
-      <w:r>
-        <w:rPr>
-          <w:rFonts w:ascii="Sitka Display" w:hAnsi="Sitka Display"/>
-          <w:color w:val="111111"/>
-          <w:spacing w:val="5"/>
-        </w:rPr>
-        <w:t>, SEO</w:t>
+        <w:t>omponents</w:t>
+      </w:r>
+      <w:r>
+        <w:rPr>
+          <w:rFonts w:ascii="Sitka Display" w:hAnsi="Sitka Display"/>
+          <w:color w:val="111111"/>
+          <w:spacing w:val="5"/>
+        </w:rPr>
+        <w:t>, Plug</w:t>
+      </w:r>
+      <w:r>
+        <w:rPr>
+          <w:rFonts w:ascii="Sitka Display" w:hAnsi="Sitka Display"/>
+          <w:color w:val="111111"/>
+          <w:spacing w:val="5"/>
+        </w:rPr>
+        <w:t>-</w:t>
+      </w:r>
+      <w:r>
+        <w:rPr>
+          <w:rFonts w:ascii="Sitka Display" w:hAnsi="Sitka Display"/>
+          <w:color w:val="111111"/>
+          <w:spacing w:val="5"/>
+        </w:rPr>
+        <w:t>Ins,</w:t>
+      </w:r>
+      <w:r>
+        <w:rPr>
+          <w:rFonts w:ascii="Sitka Display" w:hAnsi="Sitka Display"/>
+          <w:color w:val="111111"/>
+          <w:spacing w:val="5"/>
+        </w:rPr>
+        <w:t xml:space="preserve"> Responsive Design</w:t>
+      </w:r>
+      <w:r>
+        <w:rPr>
+          <w:rFonts w:ascii="Sitka Display" w:hAnsi="Sitka Display"/>
+          <w:color w:val="111111"/>
+          <w:spacing w:val="5"/>
+        </w:rPr>
+        <w:t xml:space="preserve">, </w:t>
+      </w:r>
+      <w:r>
+        <w:rPr>
+          <w:rFonts w:ascii="Sitka Display" w:hAnsi="Sitka Display"/>
+          <w:color w:val="111111"/>
+          <w:spacing w:val="5"/>
+        </w:rPr>
+        <w:t>REST</w:t>
+      </w:r>
+      <w:r>
+        <w:rPr>
+          <w:rFonts w:ascii="Sitka Display" w:hAnsi="Sitka Display"/>
+          <w:color w:val="111111"/>
+          <w:spacing w:val="5"/>
+        </w:rPr>
+        <w:t>/SOAP</w:t>
+      </w:r>
+      <w:r>
+        <w:rPr>
+          <w:rFonts w:ascii="Sitka Display" w:hAnsi="Sitka Display"/>
+          <w:color w:val="111111"/>
+          <w:spacing w:val="5"/>
+        </w:rPr>
+        <w:t xml:space="preserve"> API </w:t>
+      </w:r>
+      <w:r>
+        <w:rPr>
+          <w:rFonts w:ascii="Sitka Display" w:hAnsi="Sitka Display"/>
+          <w:color w:val="111111"/>
+          <w:spacing w:val="5"/>
+        </w:rPr>
+        <w:t>D</w:t>
+      </w:r>
+      <w:r>
+        <w:rPr>
+          <w:rFonts w:ascii="Sitka Display" w:hAnsi="Sitka Display"/>
+          <w:color w:val="111111"/>
+          <w:spacing w:val="5"/>
+        </w:rPr>
+        <w:t>evelopment</w:t>
+      </w:r>
+      <w:r>
+        <w:rPr>
+          <w:rFonts w:ascii="Sitka Display" w:hAnsi="Sitka Display"/>
+          <w:color w:val="111111"/>
+          <w:spacing w:val="5"/>
+        </w:rPr>
+        <w:t>, GraphQL</w:t>
+      </w:r>
+      <w:r>
+        <w:rPr>
+          <w:rFonts w:ascii="Sitka Display" w:hAnsi="Sitka Display"/>
+          <w:color w:val="111111"/>
+          <w:spacing w:val="5"/>
+        </w:rPr>
+        <w:t xml:space="preserve"> (federation architecture, schemas)</w:t>
       </w:r>
     </w:p>
     <w:p>
@@ -886,111 +900,119 @@
           <w:color w:val="111111"/>
           <w:spacing w:val="5"/>
         </w:rPr>
-        <w:t>C</w:t>
-      </w:r>
-      <w:r>
-        <w:rPr>
-          <w:rFonts w:ascii="Sitka Display" w:hAnsi="Sitka Display"/>
-          <w:color w:val="111111"/>
-          <w:spacing w:val="5"/>
-        </w:rPr>
-        <w:t>omponents</w:t>
-      </w:r>
-      <w:r>
-        <w:rPr>
-          <w:rFonts w:ascii="Sitka Display" w:hAnsi="Sitka Display"/>
-          <w:color w:val="111111"/>
-          <w:spacing w:val="5"/>
-        </w:rPr>
-        <w:t>, Plug</w:t>
-      </w:r>
-      <w:r>
-        <w:rPr>
-          <w:rFonts w:ascii="Sitka Display" w:hAnsi="Sitka Display"/>
-          <w:color w:val="111111"/>
-          <w:spacing w:val="5"/>
-        </w:rPr>
-        <w:t>-</w:t>
-      </w:r>
-      <w:r>
-        <w:rPr>
-          <w:rFonts w:ascii="Sitka Display" w:hAnsi="Sitka Display"/>
-          <w:color w:val="111111"/>
-          <w:spacing w:val="5"/>
-        </w:rPr>
-        <w:t>Ins,</w:t>
-      </w:r>
-      <w:r>
-        <w:rPr>
-          <w:rFonts w:ascii="Sitka Display" w:hAnsi="Sitka Display"/>
-          <w:color w:val="111111"/>
-          <w:spacing w:val="5"/>
-        </w:rPr>
-        <w:t xml:space="preserve"> Responsive Design</w:t>
-      </w:r>
-      <w:r>
-        <w:rPr>
-          <w:rFonts w:ascii="Sitka Display" w:hAnsi="Sitka Display"/>
-          <w:color w:val="111111"/>
-          <w:spacing w:val="5"/>
-        </w:rPr>
-        <w:t xml:space="preserve">, </w:t>
-      </w:r>
-      <w:r>
-        <w:rPr>
-          <w:rFonts w:ascii="Sitka Display" w:hAnsi="Sitka Display"/>
-          <w:color w:val="111111"/>
-          <w:spacing w:val="5"/>
-        </w:rPr>
-        <w:t>REST</w:t>
-      </w:r>
-      <w:r>
-        <w:rPr>
-          <w:rFonts w:ascii="Sitka Display" w:hAnsi="Sitka Display"/>
-          <w:color w:val="111111"/>
-          <w:spacing w:val="5"/>
-        </w:rPr>
-        <w:t>/SOAP</w:t>
-      </w:r>
-      <w:r>
-        <w:rPr>
-          <w:rFonts w:ascii="Sitka Display" w:hAnsi="Sitka Display"/>
-          <w:color w:val="111111"/>
-          <w:spacing w:val="5"/>
-        </w:rPr>
-        <w:t xml:space="preserve"> API </w:t>
-      </w:r>
-      <w:r>
-        <w:rPr>
-          <w:rFonts w:ascii="Sitka Display" w:hAnsi="Sitka Display"/>
-          <w:color w:val="111111"/>
-          <w:spacing w:val="5"/>
-        </w:rPr>
-        <w:t>D</w:t>
-      </w:r>
-      <w:r>
-        <w:rPr>
-          <w:rFonts w:ascii="Sitka Display" w:hAnsi="Sitka Display"/>
-          <w:color w:val="111111"/>
-          <w:spacing w:val="5"/>
-        </w:rPr>
-        <w:t>evelopment</w:t>
-      </w:r>
-      <w:r>
-        <w:rPr>
-          <w:rFonts w:ascii="Sitka Display" w:hAnsi="Sitka Display"/>
-          <w:color w:val="111111"/>
-          <w:spacing w:val="5"/>
-        </w:rPr>
-        <w:t>, GraphQL</w:t>
-      </w:r>
-      <w:r>
-        <w:rPr>
-          <w:rFonts w:ascii="Sitka Display" w:hAnsi="Sitka Display"/>
-          <w:color w:val="111111"/>
-          <w:spacing w:val="5"/>
-        </w:rPr>
-        <w:t xml:space="preserve"> (federation architecture, schemas)</w:t>
+        <w:t xml:space="preserve">JavaScript (React, Vue, Angular), Typescript, </w:t>
+      </w:r>
+      <w:r>
+        <w:rPr>
+          <w:rFonts w:ascii="Sitka Display" w:hAnsi="Sitka Display"/>
+          <w:color w:val="111111"/>
+          <w:spacing w:val="5"/>
+        </w:rPr>
+        <w:t xml:space="preserve">Next.js, </w:t>
+      </w:r>
+      <w:r>
+        <w:rPr>
+          <w:rFonts w:ascii="Sitka Display" w:hAnsi="Sitka Display"/>
+          <w:color w:val="111111"/>
+          <w:spacing w:val="5"/>
+        </w:rPr>
+        <w:t xml:space="preserve">Vite, </w:t>
+      </w:r>
+      <w:r>
+        <w:rPr>
+          <w:rFonts w:ascii="Sitka Display" w:hAnsi="Sitka Display"/>
+          <w:color w:val="111111"/>
+          <w:spacing w:val="5"/>
+        </w:rPr>
+        <w:t>P</w:t>
+      </w:r>
+      <w:r>
+        <w:rPr>
+          <w:rFonts w:ascii="Sitka Display" w:hAnsi="Sitka Display"/>
+          <w:color w:val="111111"/>
+          <w:spacing w:val="5"/>
+        </w:rPr>
+        <w:t>ython,</w:t>
+      </w:r>
+      <w:r>
+        <w:rPr>
+          <w:rFonts w:ascii="Sitka Display" w:hAnsi="Sitka Display"/>
+          <w:color w:val="111111"/>
+          <w:spacing w:val="5"/>
+        </w:rPr>
+        <w:t xml:space="preserve"> </w:t>
+      </w:r>
+      <w:r>
+        <w:rPr>
+          <w:rFonts w:ascii="Sitka Display" w:hAnsi="Sitka Display"/>
+          <w:color w:val="111111"/>
+          <w:spacing w:val="5"/>
+        </w:rPr>
+        <w:t>PHP,</w:t>
+      </w:r>
+      <w:r>
+        <w:rPr>
+          <w:rFonts w:ascii="Sitka Display" w:hAnsi="Sitka Display"/>
+          <w:color w:val="111111"/>
+          <w:spacing w:val="5"/>
+        </w:rPr>
+        <w:t xml:space="preserve"> Laravel,</w:t>
+      </w:r>
+      <w:r>
+        <w:rPr>
+          <w:rFonts w:ascii="Sitka Display" w:hAnsi="Sitka Display"/>
+          <w:color w:val="111111"/>
+          <w:spacing w:val="5"/>
+        </w:rPr>
+        <w:t xml:space="preserve"> </w:t>
+      </w:r>
+      <w:r>
+        <w:rPr>
+          <w:rFonts w:ascii="Sitka Display" w:hAnsi="Sitka Display"/>
+          <w:color w:val="111111"/>
+          <w:spacing w:val="5"/>
+        </w:rPr>
+        <w:t xml:space="preserve">JSON, </w:t>
+      </w:r>
+      <w:r>
+        <w:rPr>
+          <w:rFonts w:ascii="Sitka Display" w:hAnsi="Sitka Display"/>
+          <w:color w:val="111111"/>
+          <w:spacing w:val="5"/>
+        </w:rPr>
+        <w:t>HTML, CSS,</w:t>
+      </w:r>
+      <w:r>
+        <w:rPr>
+          <w:rFonts w:ascii="Sitka Display" w:hAnsi="Sitka Display"/>
+          <w:color w:val="111111"/>
+          <w:spacing w:val="5"/>
+        </w:rPr>
+        <w:t xml:space="preserve"> </w:t>
+      </w:r>
+      <w:r>
+        <w:rPr>
+          <w:rFonts w:ascii="Sitka Display" w:hAnsi="Sitka Display"/>
+          <w:color w:val="111111"/>
+          <w:spacing w:val="5"/>
+        </w:rPr>
+        <w:t>SQL,</w:t>
+      </w:r>
+      <w:r>
+        <w:rPr>
+          <w:rFonts w:ascii="Sitka Display" w:hAnsi="Sitka Display"/>
+          <w:color w:val="111111"/>
+          <w:spacing w:val="5"/>
+        </w:rPr>
+        <w:t xml:space="preserve"> </w:t>
+      </w:r>
+      <w:r>
+        <w:rPr>
+          <w:rFonts w:ascii="Sitka Display" w:hAnsi="Sitka Display"/>
+          <w:color w:val="111111"/>
+          <w:spacing w:val="5"/>
+        </w:rPr>
+        <w:t>and to a working extent C+</w:t>
       </w:r>
     </w:p>
     <w:p>
@@ -1016,63 +1038,55 @@
           <w:color w:val="111111"/>
           <w:spacing w:val="5"/>
         </w:rPr>
-        <w:t xml:space="preserve">JavaScript (React, Vue, Angular), Typescript, </w:t>
-      </w:r>
-      <w:r>
-        <w:rPr>
-          <w:rFonts w:ascii="Sitka Display" w:hAnsi="Sitka Display"/>
-          <w:color w:val="111111"/>
-          <w:spacing w:val="5"/>
-        </w:rPr>
-        <w:t xml:space="preserve">Next.js, </w:t>
-      </w:r>
-      <w:r>
-        <w:rPr>
-          <w:rFonts w:ascii="Sitka Display" w:hAnsi="Sitka Display"/>
-          <w:color w:val="111111"/>
-          <w:spacing w:val="5"/>
-        </w:rPr>
-        <w:t>Laravel, P</w:t>
-      </w:r>
-      <w:r>
-        <w:rPr>
-          <w:rFonts w:ascii="Sitka Display" w:hAnsi="Sitka Display"/>
-          <w:color w:val="111111"/>
-          <w:spacing w:val="5"/>
-        </w:rPr>
-        <w:t xml:space="preserve">ython, </w:t>
-      </w:r>
-      <w:r>
-        <w:rPr>
-          <w:rFonts w:ascii="Sitka Display" w:hAnsi="Sitka Display"/>
-          <w:color w:val="111111"/>
-          <w:spacing w:val="5"/>
-        </w:rPr>
-        <w:t xml:space="preserve">SQL+, </w:t>
-      </w:r>
-      <w:r>
-        <w:rPr>
-          <w:rFonts w:ascii="Sitka Display" w:hAnsi="Sitka Display"/>
-          <w:color w:val="111111"/>
-          <w:spacing w:val="5"/>
-        </w:rPr>
-        <w:t>PHP, HTML, CSS,</w:t>
-      </w:r>
-      <w:r>
-        <w:rPr>
-          <w:rFonts w:ascii="Sitka Display" w:hAnsi="Sitka Display"/>
-          <w:color w:val="111111"/>
-          <w:spacing w:val="5"/>
-        </w:rPr>
-        <w:t xml:space="preserve"> </w:t>
-      </w:r>
-      <w:r>
-        <w:rPr>
-          <w:rFonts w:ascii="Sitka Display" w:hAnsi="Sitka Display"/>
-          <w:color w:val="111111"/>
-          <w:spacing w:val="5"/>
-        </w:rPr>
-        <w:t>and to a working extent C+</w:t>
+        <w:t>DevOps,</w:t>
+      </w:r>
+      <w:r>
+        <w:rPr>
+          <w:rFonts w:ascii="Sitka Display" w:hAnsi="Sitka Display"/>
+          <w:color w:val="111111"/>
+          <w:spacing w:val="5"/>
+        </w:rPr>
+        <w:t xml:space="preserve"> Azure,</w:t>
+      </w:r>
+      <w:r>
+        <w:rPr>
+          <w:rFonts w:ascii="Sitka Display" w:hAnsi="Sitka Display"/>
+          <w:color w:val="111111"/>
+          <w:spacing w:val="5"/>
+        </w:rPr>
+        <w:t xml:space="preserve"> AWS, Gitlab, CI/CD</w:t>
+      </w:r>
+      <w:r>
+        <w:rPr>
+          <w:rFonts w:ascii="Sitka Display" w:hAnsi="Sitka Display"/>
+          <w:color w:val="111111"/>
+          <w:spacing w:val="5"/>
+        </w:rPr>
+        <w:t>, Microservices, Version Control</w:t>
+      </w:r>
+      <w:r>
+        <w:rPr>
+          <w:rFonts w:ascii="Sitka Display" w:hAnsi="Sitka Display"/>
+          <w:color w:val="111111"/>
+          <w:spacing w:val="5"/>
+        </w:rPr>
+        <w:t>, Spring Boot</w:t>
+      </w:r>
+      <w:r>
+        <w:rPr>
+          <w:rFonts w:ascii="Sitka Display" w:hAnsi="Sitka Display"/>
+          <w:color w:val="111111"/>
+          <w:spacing w:val="5"/>
+        </w:rPr>
+        <w:t>, Vercel</w:t>
+      </w:r>
+      <w:r>
+        <w:rPr>
+          <w:rFonts w:ascii="Sitka Display" w:hAnsi="Sitka Display"/>
+          <w:color w:val="111111"/>
+          <w:spacing w:val="5"/>
+        </w:rPr>
+        <w:t>, Playwright, Puppeteer</w:t>
       </w:r>
     </w:p>
     <w:p>
@@ -1098,39 +1112,111 @@
           <w:color w:val="111111"/>
           <w:spacing w:val="5"/>
         </w:rPr>
-        <w:t>DevOps,</w:t>
-      </w:r>
-      <w:r>
-        <w:rPr>
-          <w:rFonts w:ascii="Sitka Display" w:hAnsi="Sitka Display"/>
-          <w:color w:val="111111"/>
-          <w:spacing w:val="5"/>
-        </w:rPr>
-        <w:t xml:space="preserve"> Azure,</w:t>
-      </w:r>
-      <w:r>
-        <w:rPr>
-          <w:rFonts w:ascii="Sitka Display" w:hAnsi="Sitka Display"/>
-          <w:color w:val="111111"/>
-          <w:spacing w:val="5"/>
-        </w:rPr>
-        <w:t xml:space="preserve"> AWS, Gitlab, CI/CD</w:t>
-      </w:r>
-      <w:r>
-        <w:rPr>
-          <w:rFonts w:ascii="Sitka Display" w:hAnsi="Sitka Display"/>
-          <w:color w:val="111111"/>
-          <w:spacing w:val="5"/>
-        </w:rPr>
-        <w:t>, Microservices, Version Control</w:t>
-      </w:r>
-      <w:r>
-        <w:rPr>
-          <w:rFonts w:ascii="Sitka Display" w:hAnsi="Sitka Display"/>
-          <w:color w:val="111111"/>
-          <w:spacing w:val="5"/>
-        </w:rPr>
-        <w:t>, Spring Boot</w:t>
+        <w:t>Design</w:t>
+      </w:r>
+      <w:r>
+        <w:rPr>
+          <w:rFonts w:ascii="Sitka Display" w:hAnsi="Sitka Display"/>
+          <w:color w:val="111111"/>
+          <w:spacing w:val="5"/>
+        </w:rPr>
+        <w:t>, C</w:t>
+      </w:r>
+      <w:r>
+        <w:rPr>
+          <w:rFonts w:ascii="Sitka Display" w:hAnsi="Sitka Display"/>
+          <w:color w:val="111111"/>
+          <w:spacing w:val="5"/>
+        </w:rPr>
+        <w:t xml:space="preserve">oncept, </w:t>
+      </w:r>
+      <w:r>
+        <w:rPr>
+          <w:rFonts w:ascii="Sitka Display" w:hAnsi="Sitka Display"/>
+          <w:color w:val="111111"/>
+          <w:spacing w:val="5"/>
+        </w:rPr>
+        <w:t>C</w:t>
+      </w:r>
+      <w:r>
+        <w:rPr>
+          <w:rFonts w:ascii="Sitka Display" w:hAnsi="Sitka Display"/>
+          <w:color w:val="111111"/>
+          <w:spacing w:val="5"/>
+        </w:rPr>
+        <w:t xml:space="preserve">reative, </w:t>
+      </w:r>
+      <w:r>
+        <w:rPr>
+          <w:rFonts w:ascii="Sitka Display" w:hAnsi="Sitka Display"/>
+          <w:color w:val="111111"/>
+          <w:spacing w:val="5"/>
+        </w:rPr>
+        <w:t>G</w:t>
+      </w:r>
+      <w:r>
+        <w:rPr>
+          <w:rFonts w:ascii="Sitka Display" w:hAnsi="Sitka Display"/>
+          <w:color w:val="111111"/>
+          <w:spacing w:val="5"/>
+        </w:rPr>
+        <w:t xml:space="preserve">raphics, </w:t>
+      </w:r>
+      <w:r>
+        <w:rPr>
+          <w:rFonts w:ascii="Sitka Display" w:hAnsi="Sitka Display"/>
+          <w:color w:val="111111"/>
+          <w:spacing w:val="5"/>
+        </w:rPr>
+        <w:t>R</w:t>
+      </w:r>
+      <w:r>
+        <w:rPr>
+          <w:rFonts w:ascii="Sitka Display" w:hAnsi="Sitka Display"/>
+          <w:color w:val="111111"/>
+          <w:spacing w:val="5"/>
+        </w:rPr>
+        <w:t>esearch, HCI</w:t>
+      </w:r>
+      <w:r>
+        <w:rPr>
+          <w:rFonts w:ascii="Sitka Display" w:hAnsi="Sitka Display"/>
+          <w:color w:val="111111"/>
+          <w:spacing w:val="5"/>
+        </w:rPr>
+        <w:t>,</w:t>
+      </w:r>
+      <w:r>
+        <w:rPr>
+          <w:rFonts w:ascii="Sitka Display" w:hAnsi="Sitka Display"/>
+          <w:color w:val="111111"/>
+          <w:spacing w:val="5"/>
+        </w:rPr>
+        <w:t xml:space="preserve"> </w:t>
+      </w:r>
+      <w:r>
+        <w:rPr>
+          <w:rFonts w:ascii="Sitka Display" w:hAnsi="Sitka Display"/>
+          <w:color w:val="111111"/>
+          <w:spacing w:val="5"/>
+        </w:rPr>
+        <w:t>A</w:t>
+      </w:r>
+      <w:r>
+        <w:rPr>
+          <w:rFonts w:ascii="Sitka Display" w:hAnsi="Sitka Display"/>
+          <w:color w:val="111111"/>
+          <w:spacing w:val="5"/>
+        </w:rPr>
+        <w:t>nalytics</w:t>
+      </w:r>
+      <w:r>
+        <w:rPr>
+          <w:rFonts w:ascii="Sitka Display" w:hAnsi="Sitka Display"/>
+          <w:color w:val="111111"/>
+          <w:spacing w:val="5"/>
+        </w:rPr>
+        <w:t>, SEO</w:t>
       </w:r>
     </w:p>
     <w:p>
@@ -1256,23 +1342,7 @@
           <w:color w:val="111111"/>
           <w:spacing w:val="5"/>
         </w:rPr>
-        <w:t xml:space="preserve">Design </w:t>
-      </w:r>
-      <w:r>
-        <w:rPr>
-          <w:rFonts w:ascii="Sitka Display" w:hAnsi="Sitka Display"/>
-          <w:color w:val="111111"/>
-          <w:spacing w:val="5"/>
-        </w:rPr>
-        <w:t>F</w:t>
-      </w:r>
-      <w:r>
-        <w:rPr>
-          <w:rFonts w:ascii="Sitka Display" w:hAnsi="Sitka Display"/>
-          <w:color w:val="111111"/>
-          <w:spacing w:val="5"/>
-        </w:rPr>
-        <w:t xml:space="preserve">rameworks, SDLC, Technical Requirements, Enterprise Development, Team </w:t>
+        <w:t xml:space="preserve">SDLC, Technical Requirements, Enterprise Development, Team </w:t>
       </w:r>
       <w:r>
         <w:rPr>
@@ -1413,103 +1483,93 @@
         <w:spacing w:before="92" w:line="271" w:lineRule="auto"/>
         <w:ind w:left="180" w:right="185"/>
         <w:rPr>
-          <w:rFonts w:ascii="Sitka Display" w:hAnsi="Sitka Display"/>
+          <w:rFonts w:ascii="Sitka Text" w:hAnsi="Sitka Text"/>
           <w:i/>
           <w:iCs/>
           <w:color w:val="111111"/>
           <w:w w:val="105"/>
-          <w:sz w:val="22"/>
-          <w:szCs w:val="22"/>
         </w:rPr>
       </w:pPr>
       <w:bookmarkStart w:id="0" w:name="_Hlk218330224"/>
       <w:r>
         <w:rPr>
-          <w:rFonts w:ascii="Sitka Display" w:hAnsi="Sitka Display"/>
-          <w:color w:val="111111"/>
-          <w:w w:val="105"/>
-          <w:sz w:val="22"/>
-          <w:szCs w:val="22"/>
-        </w:rPr>
-        <w:t>Jeremy.life</w:t>
+          <w:rFonts w:ascii="Sitka Text" w:hAnsi="Sitka Text"/>
+          <w:color w:val="111111"/>
+          <w:w w:val="105"/>
+        </w:rPr>
+        <w:t>j</w:t>
+      </w:r>
+      <w:r>
+        <w:rPr>
+          <w:rFonts w:ascii="Sitka Text" w:hAnsi="Sitka Text"/>
+          <w:color w:val="111111"/>
+          <w:w w:val="105"/>
+        </w:rPr>
+        <w:t>eremy.life</w:t>
       </w:r>
       <w:bookmarkEnd w:id="0"/>
       <w:r>
         <w:rPr>
-          <w:rFonts w:ascii="Sitka Display" w:hAnsi="Sitka Display"/>
-          <w:color w:val="111111"/>
-          <w:w w:val="105"/>
-          <w:sz w:val="22"/>
-          <w:szCs w:val="22"/>
+          <w:rFonts w:ascii="Sitka Text" w:hAnsi="Sitka Text"/>
+          <w:color w:val="111111"/>
+          <w:w w:val="105"/>
         </w:rPr>
         <w:t xml:space="preserve">, </w:t>
       </w:r>
       <w:r>
         <w:rPr>
-          <w:rFonts w:ascii="Sitka Display" w:hAnsi="Sitka Display"/>
-          <w:color w:val="111111"/>
-          <w:w w:val="105"/>
-          <w:sz w:val="22"/>
-          <w:szCs w:val="22"/>
+          <w:rFonts w:ascii="Sitka Text" w:hAnsi="Sitka Text"/>
+          <w:color w:val="111111"/>
+          <w:w w:val="105"/>
         </w:rPr>
         <w:t>Contractor, Designer, Engineer, UX Professional, Consultant,</w:t>
       </w:r>
       <w:r>
         <w:rPr>
-          <w:rFonts w:ascii="Sitka Display" w:hAnsi="Sitka Display"/>
-          <w:color w:val="111111"/>
-          <w:w w:val="105"/>
-          <w:sz w:val="22"/>
-          <w:szCs w:val="22"/>
+          <w:rFonts w:ascii="Sitka Text" w:hAnsi="Sitka Text"/>
+          <w:color w:val="111111"/>
+          <w:w w:val="105"/>
         </w:rPr>
         <w:t xml:space="preserve"> </w:t>
       </w:r>
       <w:r>
         <w:rPr>
-          <w:rFonts w:ascii="Sitka Display" w:hAnsi="Sitka Display"/>
+          <w:rFonts w:ascii="Sitka Text" w:hAnsi="Sitka Text"/>
           <w:i/>
           <w:iCs/>
           <w:color w:val="111111"/>
           <w:w w:val="105"/>
-          <w:sz w:val="22"/>
-          <w:szCs w:val="22"/>
         </w:rPr>
         <w:t>20</w:t>
       </w:r>
       <w:r>
         <w:rPr>
-          <w:rFonts w:ascii="Sitka Display" w:hAnsi="Sitka Display"/>
+          <w:rFonts w:ascii="Sitka Text" w:hAnsi="Sitka Text"/>
           <w:i/>
           <w:iCs/>
           <w:color w:val="111111"/>
           <w:w w:val="105"/>
-          <w:sz w:val="22"/>
-          <w:szCs w:val="22"/>
         </w:rPr>
         <w:t>10</w:t>
       </w:r>
       <w:r>
         <w:rPr>
-          <w:rFonts w:ascii="Sitka Display" w:hAnsi="Sitka Display"/>
+          <w:rFonts w:ascii="Sitka Text" w:hAnsi="Sitka Text"/>
           <w:i/>
           <w:iCs/>
           <w:color w:val="111111"/>
           <w:spacing w:val="-1"/>
           <w:w w:val="105"/>
-          <w:sz w:val="22"/>
-          <w:szCs w:val="22"/>
         </w:rPr>
         <w:t xml:space="preserve"> </w:t>
       </w:r>
       <w:r>
         <w:rPr>
-          <w:rFonts w:ascii="Sitka Display" w:hAnsi="Sitka Display"/>
+          <w:rFonts w:ascii="Sitka Text" w:hAnsi="Sitka Text"/>
           <w:i/>
           <w:iCs/>
           <w:color w:val="111111"/>
           <w:w w:val="105"/>
-          <w:sz w:val="22"/>
-          <w:szCs w:val="22"/>
         </w:rPr>
         <w:t>– Present</w:t>
       </w:r>
@@ -2355,14 +2415,14 @@
         </w:tabs>
         <w:ind w:left="187" w:right="187"/>
         <w:rPr>
-          <w:rFonts w:ascii="Sitka Display" w:hAnsi="Sitka Display"/>
-          <w:color w:val="111111"/>
-          <w:w w:val="105"/>
-        </w:rPr>
-      </w:pPr>
-      <w:r>
-        <w:rPr>
-          <w:rFonts w:ascii="Sitka Display" w:hAnsi="Sitka Display"/>
+          <w:rFonts w:ascii="Sitka Text" w:hAnsi="Sitka Text"/>
+          <w:color w:val="111111"/>
+          <w:w w:val="105"/>
+        </w:rPr>
+      </w:pPr>
+      <w:r>
+        <w:rPr>
+          <w:rFonts w:ascii="Sitka Text" w:hAnsi="Sitka Text"/>
           <w:color w:val="111111"/>
           <w:w w:val="105"/>
         </w:rPr>
@@ -2370,7 +2430,7 @@
       </w:r>
       <w:r>
         <w:rPr>
-          <w:rFonts w:ascii="Sitka Display" w:hAnsi="Sitka Display"/>
+          <w:rFonts w:ascii="Sitka Text" w:hAnsi="Sitka Text"/>
           <w:color w:val="111111"/>
           <w:w w:val="105"/>
         </w:rPr>
@@ -2378,23 +2438,15 @@
       </w:r>
       <w:r>
         <w:rPr>
-          <w:rFonts w:ascii="Sitka Display" w:hAnsi="Sitka Display"/>
-          <w:color w:val="111111"/>
-          <w:w w:val="105"/>
-        </w:rPr>
-        <w:t xml:space="preserve">Product Designer </w:t>
-      </w:r>
-      <w:r>
-        <w:rPr>
-          <w:rFonts w:ascii="Sitka Display" w:hAnsi="Sitka Display"/>
-          <w:color w:val="111111"/>
-          <w:w w:val="105"/>
-        </w:rPr>
-        <w:t xml:space="preserve">and </w:t>
-      </w:r>
-      <w:r>
-        <w:rPr>
-          <w:rFonts w:ascii="Sitka Display" w:hAnsi="Sitka Display"/>
+          <w:rFonts w:ascii="Sitka Text" w:hAnsi="Sitka Text"/>
+          <w:color w:val="111111"/>
+          <w:w w:val="105"/>
+        </w:rPr>
+        <w:t xml:space="preserve">Product Designer and </w:t>
+      </w:r>
+      <w:r>
+        <w:rPr>
+          <w:rFonts w:ascii="Sitka Text" w:hAnsi="Sitka Text"/>
           <w:color w:val="111111"/>
           <w:w w:val="105"/>
         </w:rPr>
@@ -2402,7 +2454,7 @@
       </w:r>
       <w:r>
         <w:rPr>
-          <w:rFonts w:ascii="Sitka Display" w:hAnsi="Sitka Display"/>
+          <w:rFonts w:ascii="Sitka Text" w:hAnsi="Sitka Text"/>
           <w:color w:val="111111"/>
           <w:w w:val="105"/>
         </w:rPr>
@@ -2410,7 +2462,7 @@
       </w:r>
       <w:r>
         <w:rPr>
-          <w:rFonts w:ascii="Sitka Display" w:hAnsi="Sitka Display"/>
+          <w:rFonts w:ascii="Sitka Text" w:hAnsi="Sitka Text"/>
           <w:color w:val="111111"/>
           <w:w w:val="105"/>
         </w:rPr>
@@ -2418,7 +2470,7 @@
       </w:r>
       <w:r>
         <w:rPr>
-          <w:rFonts w:ascii="Sitka Display" w:hAnsi="Sitka Display"/>
+          <w:rFonts w:ascii="Sitka Text" w:hAnsi="Sitka Text"/>
           <w:color w:val="111111"/>
           <w:w w:val="105"/>
         </w:rPr>
@@ -2426,7 +2478,7 @@
       </w:r>
       <w:r>
         <w:rPr>
-          <w:rFonts w:ascii="Sitka Display" w:hAnsi="Sitka Display"/>
+          <w:rFonts w:ascii="Sitka Text" w:hAnsi="Sitka Text"/>
           <w:i/>
           <w:iCs/>
           <w:color w:val="111111"/>
@@ -2861,14 +2913,14 @@
         </w:tabs>
         <w:ind w:left="180" w:right="187"/>
         <w:rPr>
-          <w:rFonts w:ascii="Sitka Display" w:hAnsi="Sitka Display"/>
-          <w:color w:val="111111"/>
-          <w:w w:val="105"/>
-        </w:rPr>
-      </w:pPr>
-      <w:r>
-        <w:rPr>
-          <w:rFonts w:ascii="Sitka Display" w:hAnsi="Sitka Display"/>
+          <w:rFonts w:ascii="Sitka Text" w:hAnsi="Sitka Text"/>
+          <w:color w:val="111111"/>
+          <w:w w:val="105"/>
+        </w:rPr>
+      </w:pPr>
+      <w:r>
+        <w:rPr>
+          <w:rFonts w:ascii="Sitka Text" w:hAnsi="Sitka Text"/>
           <w:color w:val="111111"/>
           <w:w w:val="105"/>
         </w:rPr>
@@ -2876,7 +2928,7 @@
       </w:r>
       <w:r>
         <w:rPr>
-          <w:rFonts w:ascii="Sitka Display" w:hAnsi="Sitka Display"/>
+          <w:rFonts w:ascii="Sitka Text" w:hAnsi="Sitka Text"/>
           <w:color w:val="111111"/>
           <w:w w:val="105"/>
         </w:rPr>
@@ -2884,7 +2936,7 @@
       </w:r>
       <w:r>
         <w:rPr>
-          <w:rFonts w:ascii="Sitka Display" w:hAnsi="Sitka Display"/>
+          <w:rFonts w:ascii="Sitka Text" w:hAnsi="Sitka Text"/>
           <w:color w:val="111111"/>
           <w:w w:val="105"/>
         </w:rPr>
@@ -2892,7 +2944,7 @@
       </w:r>
       <w:r>
         <w:rPr>
-          <w:rFonts w:ascii="Sitka Display" w:hAnsi="Sitka Display"/>
+          <w:rFonts w:ascii="Sitka Text" w:hAnsi="Sitka Text"/>
           <w:color w:val="111111"/>
           <w:w w:val="105"/>
         </w:rPr>
@@ -2900,7 +2952,7 @@
       </w:r>
       <w:r>
         <w:rPr>
-          <w:rFonts w:ascii="Sitka Display" w:hAnsi="Sitka Display"/>
+          <w:rFonts w:ascii="Sitka Text" w:hAnsi="Sitka Text"/>
           <w:color w:val="111111"/>
           <w:w w:val="105"/>
         </w:rPr>
@@ -2908,7 +2960,7 @@
       </w:r>
       <w:r>
         <w:rPr>
-          <w:rFonts w:ascii="Sitka Display" w:hAnsi="Sitka Display"/>
+          <w:rFonts w:ascii="Sitka Text" w:hAnsi="Sitka Text"/>
           <w:color w:val="111111"/>
           <w:w w:val="105"/>
         </w:rPr>
@@ -2916,7 +2968,7 @@
       </w:r>
       <w:r>
         <w:rPr>
-          <w:rFonts w:ascii="Sitka Display" w:hAnsi="Sitka Display"/>
+          <w:rFonts w:ascii="Sitka Text" w:hAnsi="Sitka Text"/>
           <w:color w:val="111111"/>
           <w:w w:val="105"/>
         </w:rPr>
@@ -2924,7 +2976,7 @@
       </w:r>
       <w:r>
         <w:rPr>
-          <w:rFonts w:ascii="Sitka Display" w:hAnsi="Sitka Display"/>
+          <w:rFonts w:ascii="Sitka Text" w:hAnsi="Sitka Text"/>
           <w:i/>
           <w:iCs/>
           <w:color w:val="111111"/>
@@ -2934,7 +2986,7 @@
       </w:r>
       <w:r>
         <w:rPr>
-          <w:rFonts w:ascii="Sitka Display" w:hAnsi="Sitka Display"/>
+          <w:rFonts w:ascii="Sitka Text" w:hAnsi="Sitka Text"/>
           <w:i/>
           <w:iCs/>
           <w:color w:val="111111"/>
@@ -2944,7 +2996,7 @@
       </w:r>
       <w:r>
         <w:rPr>
-          <w:rFonts w:ascii="Sitka Display" w:hAnsi="Sitka Display"/>
+          <w:rFonts w:ascii="Sitka Text" w:hAnsi="Sitka Text"/>
           <w:i/>
           <w:iCs/>
           <w:color w:val="111111"/>
@@ -3334,14 +3386,14 @@
         <w:spacing w:line="271" w:lineRule="auto"/>
         <w:ind w:left="180" w:right="185"/>
         <w:rPr>
-          <w:rFonts w:ascii="Sitka Display" w:hAnsi="Sitka Display"/>
-          <w:color w:val="111111"/>
-          <w:w w:val="105"/>
-        </w:rPr>
-      </w:pPr>
-      <w:r>
-        <w:rPr>
-          <w:rFonts w:ascii="Sitka Display" w:hAnsi="Sitka Display"/>
+          <w:rFonts w:ascii="Sitka Text" w:hAnsi="Sitka Text"/>
+          <w:color w:val="111111"/>
+          <w:w w:val="105"/>
+        </w:rPr>
+      </w:pPr>
+      <w:r>
+        <w:rPr>
+          <w:rFonts w:ascii="Sitka Text" w:hAnsi="Sitka Text"/>
           <w:color w:val="111111"/>
           <w:w w:val="105"/>
         </w:rPr>
@@ -3349,7 +3401,7 @@
       </w:r>
       <w:r>
         <w:rPr>
-          <w:rFonts w:ascii="Sitka Display" w:hAnsi="Sitka Display"/>
+          <w:rFonts w:ascii="Sitka Text" w:hAnsi="Sitka Text"/>
           <w:color w:val="111111"/>
           <w:w w:val="105"/>
         </w:rPr>
@@ -3357,7 +3409,7 @@
       </w:r>
       <w:r>
         <w:rPr>
-          <w:rFonts w:ascii="Sitka Display" w:hAnsi="Sitka Display"/>
+          <w:rFonts w:ascii="Sitka Text" w:hAnsi="Sitka Text"/>
           <w:color w:val="111111"/>
           <w:w w:val="105"/>
         </w:rPr>
@@ -3365,7 +3417,7 @@
       </w:r>
       <w:r>
         <w:rPr>
-          <w:rFonts w:ascii="Sitka Display" w:hAnsi="Sitka Display"/>
+          <w:rFonts w:ascii="Sitka Text" w:hAnsi="Sitka Text"/>
           <w:color w:val="111111"/>
           <w:w w:val="105"/>
         </w:rPr>
@@ -3373,7 +3425,7 @@
       </w:r>
       <w:r>
         <w:rPr>
-          <w:rFonts w:ascii="Sitka Display" w:hAnsi="Sitka Display"/>
+          <w:rFonts w:ascii="Sitka Text" w:hAnsi="Sitka Text"/>
           <w:color w:val="111111"/>
           <w:w w:val="105"/>
         </w:rPr>
@@ -3381,7 +3433,7 @@
       </w:r>
       <w:r>
         <w:rPr>
-          <w:rFonts w:ascii="Sitka Display" w:hAnsi="Sitka Display"/>
+          <w:rFonts w:ascii="Sitka Text" w:hAnsi="Sitka Text"/>
           <w:color w:val="111111"/>
           <w:w w:val="105"/>
         </w:rPr>
@@ -3389,7 +3441,7 @@
       </w:r>
       <w:r>
         <w:rPr>
-          <w:rFonts w:ascii="Sitka Display" w:hAnsi="Sitka Display"/>
+          <w:rFonts w:ascii="Sitka Text" w:hAnsi="Sitka Text"/>
           <w:color w:val="111111"/>
           <w:w w:val="105"/>
         </w:rPr>
@@ -3397,7 +3449,7 @@
       </w:r>
       <w:r>
         <w:rPr>
-          <w:rFonts w:ascii="Sitka Display" w:hAnsi="Sitka Display"/>
+          <w:rFonts w:ascii="Sitka Text" w:hAnsi="Sitka Text"/>
           <w:color w:val="111111"/>
           <w:w w:val="105"/>
         </w:rPr>
@@ -3405,7 +3457,7 @@
       </w:r>
       <w:r>
         <w:rPr>
-          <w:rFonts w:ascii="Sitka Display" w:hAnsi="Sitka Display"/>
+          <w:rFonts w:ascii="Sitka Text" w:hAnsi="Sitka Text"/>
           <w:color w:val="111111"/>
           <w:w w:val="105"/>
         </w:rPr>
@@ -3413,7 +3465,7 @@
       </w:r>
       <w:r>
         <w:rPr>
-          <w:rFonts w:ascii="Sitka Display" w:hAnsi="Sitka Display"/>
+          <w:rFonts w:ascii="Sitka Text" w:hAnsi="Sitka Text"/>
           <w:color w:val="111111"/>
           <w:w w:val="105"/>
         </w:rPr>
@@ -3421,7 +3473,7 @@
       </w:r>
       <w:r>
         <w:rPr>
-          <w:rFonts w:ascii="Sitka Display" w:hAnsi="Sitka Display"/>
+          <w:rFonts w:ascii="Sitka Text" w:hAnsi="Sitka Text"/>
           <w:i/>
           <w:iCs/>
           <w:color w:val="111111"/>
@@ -3431,7 +3483,7 @@
       </w:r>
       <w:r>
         <w:rPr>
-          <w:rFonts w:ascii="Sitka Display" w:hAnsi="Sitka Display"/>
+          <w:rFonts w:ascii="Sitka Text" w:hAnsi="Sitka Text"/>
           <w:i/>
           <w:iCs/>
           <w:color w:val="111111"/>
@@ -3441,7 +3493,7 @@
       </w:r>
       <w:r>
         <w:rPr>
-          <w:rFonts w:ascii="Sitka Display" w:hAnsi="Sitka Display"/>
+          <w:rFonts w:ascii="Sitka Text" w:hAnsi="Sitka Text"/>
           <w:i/>
           <w:iCs/>
           <w:color w:val="111111"/>
@@ -3972,7 +4024,7 @@
         <w:spacing w:line="271" w:lineRule="auto"/>
         <w:ind w:left="180" w:right="160"/>
         <w:rPr>
-          <w:rFonts w:ascii="Sitka Display" w:hAnsi="Sitka Display"/>
+          <w:rFonts w:ascii="Sitka Text" w:hAnsi="Sitka Text"/>
           <w:color w:val="111111"/>
           <w:w w:val="105"/>
           <w:position w:val="2"/>
@@ -4045,7 +4097,7 @@
       </w:r>
       <w:r>
         <w:rPr>
-          <w:rFonts w:ascii="Sitka Display" w:hAnsi="Sitka Display"/>
+          <w:rFonts w:ascii="Sitka Text" w:hAnsi="Sitka Text"/>
           <w:color w:val="111111"/>
           <w:w w:val="105"/>
         </w:rPr>
@@ -4053,7 +4105,7 @@
       </w:r>
       <w:r>
         <w:rPr>
-          <w:rFonts w:ascii="Sitka Display" w:hAnsi="Sitka Display"/>
+          <w:rFonts w:ascii="Sitka Text" w:hAnsi="Sitka Text"/>
           <w:color w:val="111111"/>
           <w:w w:val="105"/>
         </w:rPr>
@@ -4061,28 +4113,28 @@
       </w:r>
       <w:r>
         <w:rPr>
-          <w:rFonts w:ascii="Sitka Display" w:hAnsi="Sitka Display"/>
+          <w:rFonts w:ascii="Sitka Text" w:hAnsi="Sitka Text"/>
           <w:color w:val="111111"/>
         </w:rPr>
         <w:t xml:space="preserve">Web </w:t>
       </w:r>
       <w:r>
         <w:rPr>
-          <w:rFonts w:ascii="Sitka Display" w:hAnsi="Sitka Display"/>
+          <w:rFonts w:ascii="Sitka Text" w:hAnsi="Sitka Text"/>
           <w:color w:val="111111"/>
         </w:rPr>
         <w:t>Manager</w:t>
       </w:r>
       <w:r>
         <w:rPr>
-          <w:rFonts w:ascii="Sitka Display" w:hAnsi="Sitka Display"/>
+          <w:rFonts w:ascii="Sitka Text" w:hAnsi="Sitka Text"/>
           <w:color w:val="111111"/>
         </w:rPr>
         <w:t xml:space="preserve">, </w:t>
       </w:r>
       <w:r>
         <w:rPr>
-          <w:rFonts w:ascii="Sitka Display" w:hAnsi="Sitka Display"/>
+          <w:rFonts w:ascii="Sitka Text" w:hAnsi="Sitka Text"/>
           <w:i/>
           <w:iCs/>
           <w:color w:val="111111"/>
@@ -4091,7 +4143,7 @@
       </w:r>
       <w:r>
         <w:rPr>
-          <w:rFonts w:ascii="Sitka Display" w:hAnsi="Sitka Display"/>
+          <w:rFonts w:ascii="Sitka Text" w:hAnsi="Sitka Text"/>
           <w:i/>
           <w:iCs/>
           <w:color w:val="111111"/>
@@ -4100,7 +4152,7 @@
       </w:r>
       <w:r>
         <w:rPr>
-          <w:rFonts w:ascii="Sitka Display" w:hAnsi="Sitka Display"/>
+          <w:rFonts w:ascii="Sitka Text" w:hAnsi="Sitka Text"/>
           <w:i/>
           <w:iCs/>
           <w:color w:val="111111"/>
@@ -4109,7 +4161,7 @@
       </w:r>
       <w:r>
         <w:rPr>
-          <w:rFonts w:ascii="Sitka Display" w:hAnsi="Sitka Display"/>
+          <w:rFonts w:ascii="Sitka Text" w:hAnsi="Sitka Text"/>
           <w:i/>
           <w:iCs/>
           <w:color w:val="111111"/>
@@ -8154,6 +8206,7 @@
   <w:style w:type="character" w:default="1" w:styleId="DefaultParagraphFont">
     <w:name w:val="Default Paragraph Font"/>
     <w:uiPriority w:val="1"/>
+    <w:semiHidden/>
     <w:unhideWhenUsed/>
   </w:style>
   <w:style w:type="table" w:default="1" w:styleId="TableNormal">
